--- a/src/lib/contract-template/performance-agreement-template.docx
+++ b/src/lib/contract-template/performance-agreement-template.docx
@@ -1464,39 +1464,39 @@
                 <w:sz w:val="18"/>
                 <w:szCs w:val="18"/>
               </w:rPr>
-              <w:t xml:space="preserve">Deal Terms</w:t>
-            </w:r>
-          </w:p>
-        </w:tc>
-        <w:tc>
-          <w:tcPr>
-            <w:tcW w:type="dxa" w:w="2520"/>
-            <w:gridSpan w:val="1"/>
-            <w:tcBorders>
-              <w:top w:val="single" w:color="D9D9D9" w:sz="4"/>
-              <w:left w:val="single" w:color="D9D9D9" w:sz="4"/>
-              <w:bottom w:val="single" w:color="D9D9D9" w:sz="4"/>
-              <w:right w:val="single" w:color="D9D9D9" w:sz="4"/>
-            </w:tcBorders>
-            <w:tcMar>
-              <w:top w:type="dxa" w:w="60"/>
-              <w:left w:type="dxa" w:w="100"/>
-              <w:bottom w:type="dxa" w:w="60"/>
-              <w:right w:type="dxa" w:w="100"/>
-            </w:tcMar>
-            <w:vAlign w:val="center"/>
-          </w:tcPr>
-          <w:p>
-            <w:r>
-              <w:rPr>
-                <w:rFonts w:ascii="Calibri" w:cs="Calibri" w:eastAsia="Calibri" w:hAnsi="Calibri"/>
-                <w:b w:val="false"/>
-                <w:bCs w:val="false"/>
-                <w:color w:val="1A1A1A"/>
-                <w:sz w:val="18"/>
-                <w:szCs w:val="18"/>
-              </w:rPr>
-              <w:t xml:space="preserve">{deal_terms}</w:t>
+              <w:t xml:space="preserve">Ticket Price</w:t>
+            </w:r>
+          </w:p>
+        </w:tc>
+        <w:tc>
+          <w:tcPr>
+            <w:tcW w:type="dxa" w:w="2520"/>
+            <w:gridSpan w:val="1"/>
+            <w:tcBorders>
+              <w:top w:val="single" w:color="D9D9D9" w:sz="4"/>
+              <w:left w:val="single" w:color="D9D9D9" w:sz="4"/>
+              <w:bottom w:val="single" w:color="D9D9D9" w:sz="4"/>
+              <w:right w:val="single" w:color="D9D9D9" w:sz="4"/>
+            </w:tcBorders>
+            <w:tcMar>
+              <w:top w:type="dxa" w:w="60"/>
+              <w:left w:type="dxa" w:w="100"/>
+              <w:bottom w:type="dxa" w:w="60"/>
+              <w:right w:type="dxa" w:w="100"/>
+            </w:tcMar>
+            <w:vAlign w:val="center"/>
+          </w:tcPr>
+          <w:p>
+            <w:r>
+              <w:rPr>
+                <w:rFonts w:ascii="Calibri" w:cs="Calibri" w:eastAsia="Calibri" w:hAnsi="Calibri"/>
+                <w:b w:val="false"/>
+                <w:bCs w:val="false"/>
+                <w:color w:val="1A1A1A"/>
+                <w:sz w:val="18"/>
+                <w:szCs w:val="18"/>
+              </w:rPr>
+              <w:t xml:space="preserve">{ticket_price}</w:t>
             </w:r>
           </w:p>
         </w:tc>
@@ -1531,6 +1531,71 @@
                 <w:sz w:val="18"/>
                 <w:szCs w:val="18"/>
               </w:rPr>
+              <w:t xml:space="preserve">Deal Terms</w:t>
+            </w:r>
+          </w:p>
+        </w:tc>
+        <w:tc>
+          <w:tcPr>
+            <w:tcW w:type="dxa" w:w="2520"/>
+            <w:gridSpan w:val="1"/>
+            <w:tcBorders>
+              <w:top w:val="single" w:color="D9D9D9" w:sz="4"/>
+              <w:left w:val="single" w:color="D9D9D9" w:sz="4"/>
+              <w:bottom w:val="single" w:color="D9D9D9" w:sz="4"/>
+              <w:right w:val="single" w:color="D9D9D9" w:sz="4"/>
+            </w:tcBorders>
+            <w:tcMar>
+              <w:top w:type="dxa" w:w="60"/>
+              <w:left w:type="dxa" w:w="100"/>
+              <w:bottom w:type="dxa" w:w="60"/>
+              <w:right w:type="dxa" w:w="100"/>
+            </w:tcMar>
+            <w:vAlign w:val="center"/>
+          </w:tcPr>
+          <w:p>
+            <w:r>
+              <w:rPr>
+                <w:rFonts w:ascii="Calibri" w:cs="Calibri" w:eastAsia="Calibri" w:hAnsi="Calibri"/>
+                <w:b w:val="false"/>
+                <w:bCs w:val="false"/>
+                <w:color w:val="1A1A1A"/>
+                <w:sz w:val="18"/>
+                <w:szCs w:val="18"/>
+              </w:rPr>
+              <w:t xml:space="preserve">{deal_terms}</w:t>
+            </w:r>
+          </w:p>
+        </w:tc>
+        <w:tc>
+          <w:tcPr>
+            <w:tcW w:type="dxa" w:w="2520"/>
+            <w:gridSpan w:val="1"/>
+            <w:tcBorders>
+              <w:top w:val="single" w:color="D9D9D9" w:sz="4"/>
+              <w:left w:val="single" w:color="D9D9D9" w:sz="4"/>
+              <w:bottom w:val="single" w:color="D9D9D9" w:sz="4"/>
+              <w:right w:val="single" w:color="D9D9D9" w:sz="4"/>
+            </w:tcBorders>
+            <w:shd w:fill="F2F2F2" w:color="auto" w:val="clear"/>
+            <w:tcMar>
+              <w:top w:type="dxa" w:w="60"/>
+              <w:left w:type="dxa" w:w="100"/>
+              <w:bottom w:type="dxa" w:w="60"/>
+              <w:right w:type="dxa" w:w="100"/>
+            </w:tcMar>
+            <w:vAlign w:val="center"/>
+          </w:tcPr>
+          <w:p>
+            <w:r>
+              <w:rPr>
+                <w:rFonts w:ascii="Calibri" w:cs="Calibri" w:eastAsia="Calibri" w:hAnsi="Calibri"/>
+                <w:b/>
+                <w:bCs/>
+                <w:color w:val="666666"/>
+                <w:sz w:val="18"/>
+                <w:szCs w:val="18"/>
+              </w:rPr>
               <w:t xml:space="preserve">Deposit</w:t>
             </w:r>
           </w:p>
@@ -1567,6 +1632,8 @@
             </w:r>
           </w:p>
         </w:tc>
+      </w:tr>
+      <w:tr>
         <w:tc>
           <w:tcPr>
             <w:tcW w:type="dxa" w:w="2520"/>
@@ -1602,8 +1669,8 @@
         </w:tc>
         <w:tc>
           <w:tcPr>
-            <w:tcW w:type="dxa" w:w="2520"/>
-            <w:gridSpan w:val="1"/>
+            <w:tcW w:type="dxa" w:w="7560"/>
+            <w:gridSpan w:val="3"/>
             <w:tcBorders>
               <w:top w:val="single" w:color="D9D9D9" w:sz="4"/>
               <w:left w:val="single" w:color="D9D9D9" w:sz="4"/>

--- a/src/lib/contract-template/performance-agreement-template.docx
+++ b/src/lib/contract-template/performance-agreement-template.docx
@@ -3348,11 +3348,11 @@
                 <w:rFonts w:ascii="Calibri" w:cs="Calibri" w:eastAsia="Calibri" w:hAnsi="Calibri"/>
                 <w:b w:val="false"/>
                 <w:bCs w:val="false"/>
-                <w:color w:val="1A1A1A"/>
-                <w:sz w:val="18"/>
-                <w:szCs w:val="18"/>
-              </w:rPr>
-              <w:t xml:space="preserve"/>
+                <w:color w:val="FFFFFF"/>
+                <w:sz w:val="18"/>
+                <w:szCs w:val="18"/>
+              </w:rPr>
+              <w:t xml:space="preserve">{artist_rep_signature_tag}</w:t>
             </w:r>
           </w:p>
         </w:tc>
@@ -3413,11 +3413,11 @@
                 <w:rFonts w:ascii="Calibri" w:cs="Calibri" w:eastAsia="Calibri" w:hAnsi="Calibri"/>
                 <w:b w:val="false"/>
                 <w:bCs w:val="false"/>
-                <w:color w:val="1A1A1A"/>
-                <w:sz w:val="18"/>
-                <w:szCs w:val="18"/>
-              </w:rPr>
-              <w:t xml:space="preserve"/>
+                <w:color w:val="FFFFFF"/>
+                <w:sz w:val="18"/>
+                <w:szCs w:val="18"/>
+              </w:rPr>
+              <w:t xml:space="preserve">{purchaser_signature_tag}</w:t>
             </w:r>
           </w:p>
         </w:tc>
@@ -3480,11 +3480,11 @@
                 <w:rFonts w:ascii="Calibri" w:cs="Calibri" w:eastAsia="Calibri" w:hAnsi="Calibri"/>
                 <w:b w:val="false"/>
                 <w:bCs w:val="false"/>
-                <w:color w:val="1A1A1A"/>
-                <w:sz w:val="18"/>
-                <w:szCs w:val="18"/>
-              </w:rPr>
-              <w:t xml:space="preserve"/>
+                <w:color w:val="FFFFFF"/>
+                <w:sz w:val="18"/>
+                <w:szCs w:val="18"/>
+              </w:rPr>
+              <w:t xml:space="preserve">{artist_rep_date_tag}</w:t>
             </w:r>
           </w:p>
         </w:tc>
@@ -3545,11 +3545,11 @@
                 <w:rFonts w:ascii="Calibri" w:cs="Calibri" w:eastAsia="Calibri" w:hAnsi="Calibri"/>
                 <w:b w:val="false"/>
                 <w:bCs w:val="false"/>
-                <w:color w:val="1A1A1A"/>
-                <w:sz w:val="18"/>
-                <w:szCs w:val="18"/>
-              </w:rPr>
-              <w:t xml:space="preserve"/>
+                <w:color w:val="FFFFFF"/>
+                <w:sz w:val="18"/>
+                <w:szCs w:val="18"/>
+              </w:rPr>
+              <w:t xml:space="preserve">{purchaser_date_tag}</w:t>
             </w:r>
           </w:p>
         </w:tc>

--- a/src/lib/contract-template/performance-agreement-template.docx
+++ b/src/lib/contract-template/performance-agreement-template.docx
@@ -16,7 +16,7 @@
           <w:sz w:val="34"/>
           <w:szCs w:val="34"/>
         </w:rPr>
-        <w:t xml:space="preserve">RIDGE MUSIC GROUP</w:t>
+        <w:t xml:space="preserve">THE RIDGE MUSIC GROUP</w:t>
       </w:r>
     </w:p>
     <w:p>
@@ -46,7 +46,7 @@
           <w:sz w:val="20"/>
           <w:szCs w:val="20"/>
         </w:rPr>
-        <w:t xml:space="preserve">This Live Performance Agreement (“Agreement”) is made as of {agreement_date}, by and between {artist_legal_entity} (“Artist”) and {purchaser_name} (“Purchaser”), for the live performance engagement described below (the “Engagement”). Ridge Music Group is acting solely as booking agent for Artist in connection with this Agreement, as further described in Section 9.</w:t>
+        <w:t xml:space="preserve">This Live Performance Agreement (“Agreement”) is made as of {agreement_date}, by and between {artist_legal_entity} (“Artist”) and {purchaser_name} (“Purchaser”), for the live performance engagement described below (the “Engagement”). The Ridge Music Group is acting solely as booking agent for Artist in connection with this Agreement, as further described in Section 9.</w:t>
       </w:r>
     </w:p>
     <w:p>
@@ -2593,7 +2593,7 @@
           <w:sz w:val="20"/>
           <w:szCs w:val="20"/>
         </w:rPr>
-        <w:t xml:space="preserve">Ridge Music Group is acting solely as booking agent for Artist in arranging this Engagement and is not a party to this Agreement. Ridge Music Group, its officers, and its employees assume no liability for the performance or breach of any provision of this Agreement by either Artist or Purchaser.</w:t>
+        <w:t xml:space="preserve">The Ridge Music Group is acting solely as booking agent for Artist in arranging this Engagement and is not a party to this Agreement. The Ridge Music Group, its officers, and its employees assume no liability for the performance or breach of any provision of this Agreement by either Artist or Purchaser.</w:t>
       </w:r>
     </w:p>
     <w:p>
